--- a/Lab6_Student_Handout.docx
+++ b/Lab6_Student_Handout.docx
@@ -55,7 +55,7 @@
         <w:rPr>
           <w:b w:val="0"/>
         </w:rPr>
-        <w:t>Have Git installed and a GitHub account ready. Use Git Bash on Windows so the commands in this handout match your terminal. Complete GitHub sign-in before starting.</w:t>
+        <w:t>Have Git installed and a GitHub account ready. Run the commands in Git Bash on Windows, or Terminal on macOS/Linux. Use any plain-text editor for file edits. If the first push opens a GitHub sign-in prompt, complete sign-in and return to the terminal.</w:t>
       </w:r>
     </w:p>
     <w:p>
@@ -71,7 +71,7 @@
         <w:rPr>
           <w:b w:val="0"/>
         </w:rPr>
-        <w:t>Create a folder named Lab6_Work on your computer. Open it in File Explorer, right-click its blank area and choose Open Git Bash here. Exercise 1 creates an empty init-demo example and clones the actual project into SEG4105_Lab6. After the cd command, all remaining edits and commands stay inside SEG4105_Lab6.</w:t>
+        <w:t>Create a folder named Lab6_Work on your computer. On Windows, open it in File Explorer, right-click its blank area (Show more options if needed) and choose Open Git Bash here. On macOS/Linux, open Terminal in that folder. Exercise 1 clones the project into SEG4105_Lab6; after cd, keep all later commands in that project folder.</w:t>
       </w:r>
     </w:p>
     <w:p>
@@ -80,6 +80,22 @@
           <w:b w:val="0"/>
         </w:rPr>
         <w:t>When creating README.md or release-checklist.md, use those exact names. In Windows Notepad, choose Save as type All files so the file does not become README.md.txt. Save file edits before running Git commands.</w:t>
+      </w:r>
+    </w:p>
+    <w:p>
+      <w:pPr>
+        <w:pStyle w:val="Heading2"/>
+      </w:pPr>
+      <w:r>
+        <w:t>Optional VS Code setup</w:t>
+      </w:r>
+    </w:p>
+    <w:p>
+      <w:r>
+        <w:rPr>
+          <w:b w:val="0"/>
+        </w:rPr>
+        <w:t>You may use desktop VS Code for editing and its integrated terminal for commands. Open Lab6_Work with File &gt; Open Folder. On Windows, use Ctrl+Shift+P &gt; Terminal: Select Default Profile &gt; Git Bash, then Terminal &gt; New Terminal. After Exercise 1, open the cloned SEG4105_Lab6 folder and start a new terminal there. VS Code is optional; the commands are the same.</w:t>
       </w:r>
     </w:p>
     <w:p>
@@ -96,6 +112,14 @@
           <w:b w:val="0"/>
         </w:rPr>
         <w:t>Text labelled Editor is typed into the named file, not into the terminal. Text labelled Terminal is run in Git Bash. Replace YOUR-USERNAME, YOUR-NAME and YOUR-GIT-EMAIL with your own values. The commands do not include a prompt symbol to copy.</w:t>
+      </w:r>
+    </w:p>
+    <w:p>
+      <w:r>
+        <w:rPr>
+          <w:b w:val="0"/>
+        </w:rPr>
+        <w:t>Run commands in order. Save each file edit (Ctrl+S on Windows) before returning to the terminal. If Git opens a viewer showing (END), press q. For each screenshot, show the commands named in its caption and their output; enlarge the terminal or scroll as needed. No screenshot of your editor is required.</w:t>
       </w:r>
     </w:p>
     <w:p>
@@ -208,6 +232,14 @@
       </w:r>
     </w:p>
     <w:p>
+      <w:r>
+        <w:rPr>
+          <w:b w:val="0"/>
+        </w:rPr>
+        <w:t>Capture S1 now, before opening another folder or terminal. If needed, rerun git remote -v and git log --oneline -1 so both results fit in one screenshot.</w:t>
+      </w:r>
+    </w:p>
+    <w:p>
       <w:pPr>
         <w:pStyle w:val="Heading2"/>
       </w:pPr>
@@ -244,7 +276,7 @@
         <w:rPr>
           <w:b w:val="0"/>
         </w:rPr>
-        <w:t>Capture S1 in the terminal. Open your own GitHub repository to confirm that the inherited baseline is published and the repository is public.</w:t>
+        <w:t>Open your own GitHub repository to confirm that the inherited baseline is published and the repository is public.</w:t>
       </w:r>
     </w:p>
     <w:p>
@@ -292,7 +324,7 @@
         <w:rPr>
           <w:b w:val="0"/>
         </w:rPr>
-        <w:t>S1: one terminal screenshot showing successful clone output, git remote -v and git log --oneline -1. The origin URL must point to your own public repository.</w:t>
+        <w:t>S1: one terminal screenshot showing git remote -v and git log --oneline -1. The origin URL must point to your own public repository.</w:t>
       </w:r>
     </w:p>
     <w:p>
@@ -506,7 +538,7 @@
         <w:rPr>
           <w:b w:val="0"/>
         </w:rPr>
-        <w:t>On YOUR repository page, click README.md, then the pencil button Edit this file. Add this exact new line at the end of the file:</w:t>
+        <w:t>Open YOUR own repository on GitHub, select main, click README.md, then the pencil button Edit this file. On a new line after the existing content, add:</w:t>
       </w:r>
     </w:p>
     <w:p>
@@ -731,7 +763,7 @@
         <w:rPr>
           <w:b w:val="0"/>
         </w:rPr>
-        <w:t>In the same local folder, create a NEW file named release-checklist.md. Type these four lines and save:</w:t>
+        <w:t>Create a NEW file named release-checklist.md in the project root, beside README.md. Type these four lines and save:</w:t>
       </w:r>
     </w:p>
     <w:p>
@@ -873,7 +905,7 @@
         <w:rPr>
           <w:b w:val="0"/>
         </w:rPr>
-        <w:t>Capture S4. The checklist describes planned checks, not executed test results.</w:t>
+        <w:t>Capture S4 after the final log and cat commands. You may rerun those two commands to place their output together.</w:t>
       </w:r>
     </w:p>
     <w:p>
@@ -921,7 +953,7 @@
         <w:rPr>
           <w:b w:val="0"/>
         </w:rPr>
-        <w:t>S4: one terminal screenshot showing successful rebase output, the final branch graph and release-checklist.md content.</w:t>
+        <w:t>S4: one terminal screenshot showing the final branch graph and release-checklist.md content.</w:t>
       </w:r>
     </w:p>
     <w:p>
@@ -1122,6 +1154,8 @@
         <w:br/>
         <w:t>git log --oneline -2</w:t>
         <w:br/>
+        <w:t>cat README.md</w:t>
+        <w:br/>
         <w:t>git status --short</w:t>
       </w:r>
     </w:p>
@@ -1130,7 +1164,7 @@
         <w:rPr>
           <w:b w:val="0"/>
         </w:rPr>
-        <w:t>The final log must show an ERROR commit and a new Revert commit. Reopen README.md: the skip-all-tests line is gone. Empty short-status output means the working folder is clean. Capture S5 with the earlier staged diff and the final log and status visible.</w:t>
+        <w:t>The log shows ERROR and Revert commits. README.md no longer contains the skip-all-tests line. Empty short-status output means the working folder is clean. For S5, rerun only the final log, cat and status commands if needed; include the status command and the next terminal prompt to show it returned no output.</w:t>
       </w:r>
     </w:p>
     <w:p>
@@ -1178,7 +1212,7 @@
         <w:rPr>
           <w:b w:val="0"/>
         </w:rPr>
-        <w:t>S5: one terminal screenshot showing the staged diff after soft reset, the ERROR and Revert commits, and the final clean status.</w:t>
+        <w:t>S5: one terminal screenshot showing the ERROR and Revert commits, the final README.md content and git status --short with no output.</w:t>
       </w:r>
     </w:p>
     <w:sectPr>

--- a/Lab6_Student_Handout.docx
+++ b/Lab6_Student_Handout.docx
@@ -570,6 +570,14 @@
       </w:r>
     </w:p>
     <w:p>
+      <w:r>
+        <w:rPr>
+          <w:b w:val="0"/>
+        </w:rPr>
+        <w:t>Enlarge the terminal before continuing. Keep this same terminal open until S3 is captured so the original pull and push output remains available.</w:t>
+      </w:r>
+    </w:p>
+    <w:p>
       <w:pPr>
         <w:spacing w:after="120" w:line="240" w:lineRule="auto"/>
       </w:pPr>
@@ -843,7 +851,7 @@
         <w:rPr>
           <w:b w:val="0"/>
         </w:rPr>
-        <w:t>Editor: append "Release owner: project manager." to README.md and save.</w:t>
+        <w:t>Editor: open README.md. Add a new last line containing Release owner: project manager. Do not type quotation marks. Save the file.</w:t>
       </w:r>
     </w:p>
     <w:p>
